--- a/FSD MERN - Developing a Reliable Back-end with Node and Express MAY 2026 batch 1/FSD MERN - Developing a Reliable Back-end with Node and Express  - Day 11 20-06-2026.docx
+++ b/FSD MERN - Developing a Reliable Back-end with Node and Express MAY 2026 batch 1/FSD MERN - Developing a Reliable Back-end with Node and Express  - Day 11 20-06-2026.docx
@@ -33,7 +33,15 @@
           <w:bCs/>
           <w:lang w:val="en-US"/>
         </w:rPr>
-        <w:t>10</w:t>
+        <w:t>1</w:t>
+      </w:r>
+      <w:r>
+        <w:rPr>
+          <w:b/>
+          <w:bCs/>
+          <w:lang w:val="en-US"/>
+        </w:rPr>
+        <w:t>1</w:t>
       </w:r>
       <w:r>
         <w:rPr>
@@ -56,9 +64,88 @@
     <w:p>
       <w:pPr>
         <w:rPr>
-          <w:lang w:val="en-US"/>
-        </w:rPr>
-      </w:pPr>
+          <w:b/>
+          <w:bCs/>
+          <w:lang w:val="en-US"/>
+        </w:rPr>
+      </w:pPr>
+      <w:r>
+        <w:rPr>
+          <w:b/>
+          <w:bCs/>
+          <w:lang w:val="en-US"/>
+        </w:rPr>
+        <w:t xml:space="preserve">Authentication and authorization </w:t>
+      </w:r>
+    </w:p>
+    <w:p>
+      <w:pPr>
+        <w:rPr>
+          <w:lang w:val="en-US"/>
+        </w:rPr>
+      </w:pPr>
+      <w:r>
+        <w:rPr>
+          <w:lang w:val="en-US"/>
+        </w:rPr>
+        <w:t xml:space="preserve">Authentication is use to access the resource base upon credential. </w:t>
+      </w:r>
+    </w:p>
+    <w:p>
+      <w:pPr>
+        <w:rPr>
+          <w:lang w:val="en-US"/>
+        </w:rPr>
+      </w:pPr>
+      <w:r>
+        <w:rPr>
+          <w:lang w:val="en-US"/>
+        </w:rPr>
+        <w:t xml:space="preserve">Authorization: is use to access the particular resource base upon the role.  </w:t>
+      </w:r>
+    </w:p>
+    <w:p>
+      <w:pPr>
+        <w:rPr>
+          <w:b/>
+          <w:bCs/>
+          <w:lang w:val="en-US"/>
+        </w:rPr>
+      </w:pPr>
+    </w:p>
+    <w:p>
+      <w:pPr>
+        <w:rPr>
+          <w:b/>
+          <w:bCs/>
+          <w:lang w:val="en-US"/>
+        </w:rPr>
+      </w:pPr>
+      <w:r>
+        <w:rPr>
+          <w:b/>
+          <w:bCs/>
+          <w:lang w:val="en-US"/>
+        </w:rPr>
+        <w:t xml:space="preserve">http is state less protocol. </w:t>
+      </w:r>
+    </w:p>
+    <w:p>
+      <w:pPr>
+        <w:rPr>
+          <w:b/>
+          <w:bCs/>
+          <w:lang w:val="en-US"/>
+        </w:rPr>
+      </w:pPr>
+      <w:r>
+        <w:rPr>
+          <w:b/>
+          <w:bCs/>
+          <w:lang w:val="en-US"/>
+        </w:rPr>
+        <w:t xml:space="preserve">Session </w:t>
+      </w:r>
       <w:proofErr w:type="gramStart"/>
       <w:r>
         <w:rPr>
@@ -66,9 +153,246 @@
           <w:bCs/>
           <w:lang w:val="en-US"/>
         </w:rPr>
-        <w:t>Testing :</w:t>
+        <w:t>tracking :</w:t>
       </w:r>
       <w:proofErr w:type="gramEnd"/>
+    </w:p>
+    <w:p>
+      <w:pPr>
+        <w:rPr>
+          <w:b/>
+          <w:bCs/>
+          <w:lang w:val="en-US"/>
+        </w:rPr>
+      </w:pPr>
+      <w:r>
+        <w:rPr>
+          <w:b/>
+          <w:bCs/>
+          <w:lang w:val="en-US"/>
+        </w:rPr>
+        <w:t xml:space="preserve">Before JWT. To make </w:t>
+      </w:r>
+      <w:proofErr w:type="gramStart"/>
+      <w:r>
+        <w:rPr>
+          <w:b/>
+          <w:bCs/>
+          <w:lang w:val="en-US"/>
+        </w:rPr>
+        <w:t>server side</w:t>
+      </w:r>
+      <w:proofErr w:type="gramEnd"/>
+      <w:r>
+        <w:rPr>
+          <w:b/>
+          <w:bCs/>
+          <w:lang w:val="en-US"/>
+        </w:rPr>
+        <w:t xml:space="preserve"> technologies we were/are using few technique </w:t>
+      </w:r>
+    </w:p>
+    <w:p>
+      <w:pPr>
+        <w:pStyle w:val="ListParagraph"/>
+        <w:numPr>
+          <w:ilvl w:val="0"/>
+          <w:numId w:val="4"/>
+        </w:numPr>
+        <w:rPr>
+          <w:b/>
+          <w:bCs/>
+          <w:lang w:val="en-US"/>
+        </w:rPr>
+      </w:pPr>
+      <w:r>
+        <w:rPr>
+          <w:b/>
+          <w:bCs/>
+          <w:lang w:val="en-US"/>
+        </w:rPr>
+        <w:t xml:space="preserve">Cookies </w:t>
+      </w:r>
+    </w:p>
+    <w:p>
+      <w:pPr>
+        <w:pStyle w:val="ListParagraph"/>
+        <w:numPr>
+          <w:ilvl w:val="0"/>
+          <w:numId w:val="4"/>
+        </w:numPr>
+        <w:rPr>
+          <w:b/>
+          <w:bCs/>
+          <w:lang w:val="en-US"/>
+        </w:rPr>
+      </w:pPr>
+      <w:r>
+        <w:rPr>
+          <w:b/>
+          <w:bCs/>
+          <w:lang w:val="en-US"/>
+        </w:rPr>
+        <w:t xml:space="preserve">URL rewrite </w:t>
+      </w:r>
+    </w:p>
+    <w:p>
+      <w:pPr>
+        <w:pStyle w:val="ListParagraph"/>
+        <w:numPr>
+          <w:ilvl w:val="0"/>
+          <w:numId w:val="4"/>
+        </w:numPr>
+        <w:rPr>
+          <w:b/>
+          <w:bCs/>
+          <w:lang w:val="en-US"/>
+        </w:rPr>
+      </w:pPr>
+      <w:r>
+        <w:rPr>
+          <w:b/>
+          <w:bCs/>
+          <w:lang w:val="en-US"/>
+        </w:rPr>
+        <w:t xml:space="preserve">Session Id (using respective technologies) </w:t>
+      </w:r>
+    </w:p>
+    <w:p>
+      <w:pPr>
+        <w:pStyle w:val="ListParagraph"/>
+        <w:numPr>
+          <w:ilvl w:val="0"/>
+          <w:numId w:val="4"/>
+        </w:numPr>
+        <w:rPr>
+          <w:b/>
+          <w:bCs/>
+          <w:lang w:val="en-US"/>
+        </w:rPr>
+      </w:pPr>
+      <w:r>
+        <w:rPr>
+          <w:b/>
+          <w:bCs/>
+          <w:lang w:val="en-US"/>
+        </w:rPr>
+        <w:t xml:space="preserve">SSL (Secure Socket </w:t>
+      </w:r>
+      <w:proofErr w:type="gramStart"/>
+      <w:r>
+        <w:rPr>
+          <w:b/>
+          <w:bCs/>
+          <w:lang w:val="en-US"/>
+        </w:rPr>
+        <w:t>Layer )</w:t>
+      </w:r>
+      <w:proofErr w:type="gramEnd"/>
+      <w:r>
+        <w:rPr>
+          <w:b/>
+          <w:bCs/>
+          <w:lang w:val="en-US"/>
+        </w:rPr>
+        <w:t xml:space="preserve"> https://</w:t>
+      </w:r>
+    </w:p>
+    <w:p>
+      <w:pPr>
+        <w:pStyle w:val="ListParagraph"/>
+        <w:rPr>
+          <w:b/>
+          <w:bCs/>
+          <w:lang w:val="en-US"/>
+        </w:rPr>
+      </w:pPr>
+      <w:r>
+        <w:rPr>
+          <w:b/>
+          <w:bCs/>
+          <w:lang w:val="en-US"/>
+        </w:rPr>
+        <w:t xml:space="preserve">26 to 28 alphanumerical </w:t>
+      </w:r>
+      <w:proofErr w:type="gramStart"/>
+      <w:r>
+        <w:rPr>
+          <w:b/>
+          <w:bCs/>
+          <w:lang w:val="en-US"/>
+        </w:rPr>
+        <w:t>id</w:t>
+      </w:r>
+      <w:proofErr w:type="gramEnd"/>
+      <w:r>
+        <w:rPr>
+          <w:b/>
+          <w:bCs/>
+          <w:lang w:val="en-US"/>
+        </w:rPr>
+        <w:t xml:space="preserve"> generate </w:t>
+      </w:r>
+    </w:p>
+    <w:p>
+      <w:pPr>
+        <w:rPr>
+          <w:b/>
+          <w:bCs/>
+          <w:lang w:val="en-US"/>
+        </w:rPr>
+      </w:pPr>
+    </w:p>
+    <w:p>
+      <w:pPr>
+        <w:rPr>
+          <w:lang w:val="en-US"/>
+        </w:rPr>
+      </w:pPr>
+      <w:r>
+        <w:rPr>
+          <w:b/>
+          <w:bCs/>
+          <w:lang w:val="en-US"/>
+        </w:rPr>
+        <w:t>JWT</w:t>
+      </w:r>
+      <w:proofErr w:type="gramStart"/>
+      <w:r>
+        <w:rPr>
+          <w:b/>
+          <w:bCs/>
+          <w:lang w:val="en-US"/>
+        </w:rPr>
+        <w:t xml:space="preserve">: </w:t>
+      </w:r>
+      <w:r>
+        <w:rPr>
+          <w:b/>
+          <w:bCs/>
+          <w:lang w:val="en-US"/>
+        </w:rPr>
+        <w:t>:</w:t>
+      </w:r>
+      <w:proofErr w:type="gramEnd"/>
+      <w:r>
+        <w:rPr>
+          <w:b/>
+          <w:bCs/>
+          <w:lang w:val="en-US"/>
+        </w:rPr>
+        <w:t xml:space="preserve"> Json Web </w:t>
+      </w:r>
+      <w:proofErr w:type="gramStart"/>
+      <w:r>
+        <w:rPr>
+          <w:b/>
+          <w:bCs/>
+          <w:lang w:val="en-US"/>
+        </w:rPr>
+        <w:t>Token :</w:t>
+      </w:r>
+      <w:proofErr w:type="gramEnd"/>
       <w:r>
         <w:rPr>
           <w:b/>
@@ -81,20 +405,124 @@
         <w:rPr>
           <w:lang w:val="en-US"/>
         </w:rPr>
-        <w:t xml:space="preserve">Testing mainly use to find the defect or error or bugs in the application. </w:t>
-      </w:r>
-    </w:p>
-    <w:p>
-      <w:pPr>
-        <w:rPr>
-          <w:lang w:val="en-US"/>
-        </w:rPr>
-      </w:pPr>
-      <w:r>
-        <w:rPr>
-          <w:lang w:val="en-US"/>
-        </w:rPr>
-        <w:t>White box</w:t>
+        <w:t xml:space="preserve">JWT is a compact and secure way to transmit </w:t>
+      </w:r>
+      <w:r>
+        <w:rPr>
+          <w:lang w:val="en-US"/>
+        </w:rPr>
+        <w:t xml:space="preserve">information between two parties </w:t>
+      </w:r>
+      <w:proofErr w:type="spellStart"/>
+      <w:r>
+        <w:rPr>
+          <w:lang w:val="en-US"/>
+        </w:rPr>
+        <w:t>ie</w:t>
+      </w:r>
+      <w:proofErr w:type="spellEnd"/>
+      <w:r>
+        <w:rPr>
+          <w:lang w:val="en-US"/>
+        </w:rPr>
+        <w:t xml:space="preserve"> client application and server application as a </w:t>
+      </w:r>
+      <w:proofErr w:type="spellStart"/>
+      <w:r>
+        <w:rPr>
+          <w:lang w:val="en-US"/>
+        </w:rPr>
+        <w:t>json</w:t>
+      </w:r>
+      <w:proofErr w:type="spellEnd"/>
+      <w:r>
+        <w:rPr>
+          <w:lang w:val="en-US"/>
+        </w:rPr>
+        <w:t xml:space="preserve"> format. </w:t>
+      </w:r>
+    </w:p>
+    <w:p>
+      <w:pPr>
+        <w:rPr>
+          <w:lang w:val="en-US"/>
+        </w:rPr>
+      </w:pPr>
+    </w:p>
+    <w:p>
+      <w:pPr>
+        <w:rPr>
+          <w:lang w:val="en-US"/>
+        </w:rPr>
+      </w:pPr>
+      <w:r>
+        <w:rPr>
+          <w:lang w:val="en-US"/>
+        </w:rPr>
+        <w:t xml:space="preserve">JWT token mainly divided into 3 parts </w:t>
+      </w:r>
+    </w:p>
+    <w:p>
+      <w:pPr>
+        <w:rPr>
+          <w:lang w:val="en-US"/>
+        </w:rPr>
+      </w:pPr>
+      <w:r>
+        <w:rPr>
+          <w:lang w:val="en-US"/>
+        </w:rPr>
+        <w:t xml:space="preserve">Header / Payload / Signature </w:t>
+      </w:r>
+    </w:p>
+    <w:p>
+      <w:pPr>
+        <w:rPr>
+          <w:lang w:val="en-US"/>
+        </w:rPr>
+      </w:pPr>
+      <w:r>
+        <w:rPr>
+          <w:lang w:val="en-US"/>
+        </w:rPr>
+        <w:t xml:space="preserve">Header </w:t>
+      </w:r>
+      <w:r>
+        <w:rPr>
+          <w:lang w:val="en-US"/>
+        </w:rPr>
+        <w:sym w:font="Wingdings" w:char="F0E0"/>
+      </w:r>
+      <w:r>
+        <w:rPr>
+          <w:lang w:val="en-US"/>
+        </w:rPr>
+        <w:t xml:space="preserve"> Algorithms </w:t>
+      </w:r>
+    </w:p>
+    <w:p>
+      <w:pPr>
+        <w:rPr>
+          <w:lang w:val="en-US"/>
+        </w:rPr>
+      </w:pPr>
+      <w:r>
+        <w:rPr>
+          <w:lang w:val="en-US"/>
+        </w:rPr>
+        <w:t>Payload -</w:t>
+      </w:r>
+      <w:r>
+        <w:rPr>
+          <w:lang w:val="en-US"/>
+        </w:rPr>
+        <w:sym w:font="Wingdings" w:char="F0E0"/>
+      </w:r>
+      <w:r>
+        <w:rPr>
+          <w:lang w:val="en-US"/>
+        </w:rPr>
+        <w:t xml:space="preserve"> user data </w:t>
       </w:r>
     </w:p>
     <w:p>
@@ -108,246 +536,546 @@
           <w:lang w:val="en-US"/>
         </w:rPr>
         <w:tab/>
-      </w:r>
-      <w:r>
-        <w:rPr>
+        <w:t>Unique id of user(</w:t>
+      </w:r>
+      <w:proofErr w:type="spellStart"/>
+      <w:r>
+        <w:rPr>
+          <w:lang w:val="en-US"/>
+        </w:rPr>
+        <w:t>emailId</w:t>
+      </w:r>
+      <w:proofErr w:type="spellEnd"/>
+      <w:r>
+        <w:rPr>
+          <w:lang w:val="en-US"/>
+        </w:rPr>
+        <w:t xml:space="preserve">), role (admin/customer/student/guest) </w:t>
+      </w:r>
+    </w:p>
+    <w:p>
+      <w:pPr>
+        <w:rPr>
+          <w:lang w:val="en-US"/>
+        </w:rPr>
+      </w:pPr>
+      <w:r>
+        <w:rPr>
+          <w:lang w:val="en-US"/>
+        </w:rPr>
+        <w:t xml:space="preserve">Signature </w:t>
+      </w:r>
+      <w:r>
+        <w:rPr>
+          <w:lang w:val="en-US"/>
+        </w:rPr>
+        <w:sym w:font="Wingdings" w:char="F0E0"/>
+      </w:r>
+      <w:r>
+        <w:rPr>
+          <w:lang w:val="en-US"/>
+        </w:rPr>
+        <w:t xml:space="preserve"> used to verify the token. </w:t>
+      </w:r>
+    </w:p>
+    <w:p>
+      <w:pPr>
+        <w:rPr>
+          <w:lang w:val="en-US"/>
+        </w:rPr>
+      </w:pPr>
+    </w:p>
+    <w:p>
+      <w:pPr>
+        <w:rPr>
+          <w:b/>
+          <w:bCs/>
+          <w:lang w:val="en-US"/>
+        </w:rPr>
+      </w:pPr>
+    </w:p>
+    <w:p>
+      <w:pPr>
+        <w:rPr>
+          <w:b/>
+          <w:bCs/>
+          <w:lang w:val="en-US"/>
+        </w:rPr>
+      </w:pPr>
+    </w:p>
+    <w:p>
+      <w:pPr>
+        <w:rPr>
+          <w:b/>
+          <w:bCs/>
+          <w:lang w:val="en-US"/>
+        </w:rPr>
+      </w:pPr>
+    </w:p>
+    <w:p>
+      <w:pPr>
+        <w:rPr>
+          <w:b/>
+          <w:bCs/>
+          <w:lang w:val="en-US"/>
+        </w:rPr>
+      </w:pPr>
+    </w:p>
+    <w:p>
+      <w:pPr>
+        <w:rPr>
+          <w:b/>
+          <w:bCs/>
+          <w:lang w:val="en-US"/>
+        </w:rPr>
+      </w:pPr>
+      <w:r>
+        <w:rPr>
+          <w:b/>
+          <w:bCs/>
+          <w:lang w:val="en-US"/>
+        </w:rPr>
+        <w:t xml:space="preserve"> </w:t>
+      </w:r>
+      <w:r>
+        <w:rPr>
+          <w:b/>
+          <w:bCs/>
+          <w:lang w:val="en-US"/>
+        </w:rPr>
+        <w:t>Login -</w:t>
+      </w:r>
+      <w:r>
+        <w:rPr>
+          <w:b/>
+          <w:bCs/>
+          <w:lang w:val="en-US"/>
+        </w:rPr>
+        <w:sym w:font="Wingdings" w:char="F0E0"/>
+      </w:r>
+    </w:p>
+    <w:p>
+      <w:pPr>
+        <w:rPr>
+          <w:b/>
+          <w:bCs/>
+          <w:lang w:val="en-US"/>
+        </w:rPr>
+      </w:pPr>
+      <w:r>
+        <w:rPr>
+          <w:b/>
+          <w:bCs/>
           <w:lang w:val="en-US"/>
         </w:rPr>
         <w:tab/>
       </w:r>
-      <w:r>
-        <w:rPr>
+      <w:proofErr w:type="spellStart"/>
+      <w:r>
+        <w:rPr>
+          <w:b/>
+          <w:bCs/>
+          <w:lang w:val="en-US"/>
+        </w:rPr>
+        <w:t>SignIn</w:t>
+      </w:r>
+      <w:proofErr w:type="spellEnd"/>
+    </w:p>
+    <w:p>
+      <w:pPr>
+        <w:rPr>
+          <w:b/>
+          <w:bCs/>
+          <w:lang w:val="en-US"/>
+        </w:rPr>
+      </w:pPr>
+      <w:r>
+        <w:rPr>
+          <w:b/>
+          <w:bCs/>
+          <w:lang w:val="en-US"/>
+        </w:rPr>
+        <w:tab/>
+      </w:r>
+      <w:r>
+        <w:rPr>
+          <w:b/>
+          <w:bCs/>
+          <w:lang w:val="en-US"/>
+        </w:rPr>
+        <w:tab/>
+      </w:r>
+      <w:r>
+        <w:rPr>
+          <w:b/>
+          <w:bCs/>
+          <w:lang w:val="en-US"/>
+        </w:rPr>
+        <w:tab/>
+        <w:t xml:space="preserve">Token </w:t>
+      </w:r>
+    </w:p>
+    <w:p>
+      <w:pPr>
+        <w:rPr>
+          <w:b/>
+          <w:bCs/>
+          <w:lang w:val="en-US"/>
+        </w:rPr>
+      </w:pPr>
+      <w:r>
+        <w:rPr>
+          <w:b/>
+          <w:bCs/>
+          <w:lang w:val="en-US"/>
+        </w:rPr>
+        <w:tab/>
+      </w:r>
+      <w:proofErr w:type="spellStart"/>
+      <w:r>
+        <w:rPr>
+          <w:b/>
+          <w:bCs/>
+          <w:lang w:val="en-US"/>
+        </w:rPr>
+        <w:t>SignUp</w:t>
+      </w:r>
+      <w:proofErr w:type="spellEnd"/>
+      <w:r>
+        <w:rPr>
+          <w:b/>
+          <w:bCs/>
+          <w:lang w:val="en-US"/>
+        </w:rPr>
+        <w:t xml:space="preserve"> </w:t>
+      </w:r>
+    </w:p>
+    <w:p>
+      <w:pPr>
+        <w:rPr>
+          <w:b/>
+          <w:bCs/>
+          <w:lang w:val="en-US"/>
+        </w:rPr>
+      </w:pPr>
+      <w:r>
+        <w:rPr>
+          <w:b/>
+          <w:bCs/>
+          <w:lang w:val="en-US"/>
+        </w:rPr>
+        <w:t xml:space="preserve">Product </w:t>
+      </w:r>
+    </w:p>
+    <w:p>
+      <w:pPr>
+        <w:rPr>
+          <w:b/>
+          <w:bCs/>
+          <w:lang w:val="en-US"/>
+        </w:rPr>
+      </w:pPr>
+      <w:r>
+        <w:rPr>
+          <w:b/>
+          <w:bCs/>
+          <w:lang w:val="en-US"/>
+        </w:rPr>
+        <w:tab/>
+        <w:t>Allow to access these end point if token present. (authentication with token)</w:t>
+      </w:r>
+    </w:p>
+    <w:p>
+      <w:pPr>
+        <w:rPr>
+          <w:b/>
+          <w:bCs/>
+          <w:lang w:val="en-US"/>
+        </w:rPr>
+      </w:pPr>
+      <w:r>
+        <w:rPr>
+          <w:b/>
+          <w:bCs/>
+          <w:lang w:val="en-US"/>
+        </w:rPr>
+        <w:tab/>
+        <w:t xml:space="preserve">If you are admin then you can all 4 end point. If </w:t>
+      </w:r>
+      <w:proofErr w:type="gramStart"/>
+      <w:r>
+        <w:rPr>
+          <w:b/>
+          <w:bCs/>
+          <w:lang w:val="en-US"/>
+        </w:rPr>
+        <w:t>your</w:t>
+      </w:r>
+      <w:proofErr w:type="gramEnd"/>
+      <w:r>
+        <w:rPr>
+          <w:b/>
+          <w:bCs/>
+          <w:lang w:val="en-US"/>
+        </w:rPr>
+        <w:t xml:space="preserve"> are customer you can call only get </w:t>
+      </w:r>
+      <w:proofErr w:type="gramStart"/>
+      <w:r>
+        <w:rPr>
+          <w:b/>
+          <w:bCs/>
+          <w:lang w:val="en-US"/>
+        </w:rPr>
+        <w:t>not ,</w:t>
+      </w:r>
+      <w:proofErr w:type="gramEnd"/>
+      <w:r>
+        <w:rPr>
+          <w:b/>
+          <w:bCs/>
+          <w:lang w:val="en-US"/>
+        </w:rPr>
+        <w:t xml:space="preserve"> post, put and delete (authorization). </w:t>
+      </w:r>
+    </w:p>
+    <w:p>
+      <w:pPr>
+        <w:rPr>
+          <w:b/>
+          <w:bCs/>
           <w:highlight w:val="yellow"/>
           <w:lang w:val="en-US"/>
         </w:rPr>
-        <w:t xml:space="preserve">Input </w:t>
-      </w:r>
-      <w:r>
-        <w:rPr>
+      </w:pPr>
+      <w:r>
+        <w:rPr>
+          <w:b/>
+          <w:bCs/>
+          <w:lang w:val="en-US"/>
+        </w:rPr>
+        <w:tab/>
+      </w:r>
+      <w:r>
+        <w:rPr>
+          <w:b/>
+          <w:bCs/>
           <w:highlight w:val="yellow"/>
           <w:lang w:val="en-US"/>
         </w:rPr>
+        <w:t xml:space="preserve">Create </w:t>
+      </w:r>
+    </w:p>
+    <w:p>
+      <w:pPr>
+        <w:rPr>
+          <w:b/>
+          <w:bCs/>
+          <w:highlight w:val="yellow"/>
+          <w:lang w:val="en-US"/>
+        </w:rPr>
+      </w:pPr>
+      <w:r>
+        <w:rPr>
+          <w:b/>
+          <w:bCs/>
+          <w:highlight w:val="yellow"/>
+          <w:lang w:val="en-US"/>
+        </w:rPr>
         <w:tab/>
-      </w:r>
-      <w:r>
-        <w:rPr>
+        <w:t xml:space="preserve">Get </w:t>
+      </w:r>
+    </w:p>
+    <w:p>
+      <w:pPr>
+        <w:rPr>
+          <w:b/>
+          <w:bCs/>
           <w:highlight w:val="yellow"/>
           <w:lang w:val="en-US"/>
         </w:rPr>
+      </w:pPr>
+      <w:r>
+        <w:rPr>
+          <w:b/>
+          <w:bCs/>
+          <w:highlight w:val="yellow"/>
+          <w:lang w:val="en-US"/>
+        </w:rPr>
         <w:tab/>
-        <w:t xml:space="preserve">Process </w:t>
-      </w:r>
-      <w:r>
-        <w:rPr>
+        <w:t xml:space="preserve">Delete </w:t>
+      </w:r>
+    </w:p>
+    <w:p>
+      <w:pPr>
+        <w:rPr>
+          <w:b/>
+          <w:bCs/>
+          <w:lang w:val="en-US"/>
+        </w:rPr>
+      </w:pPr>
+      <w:r>
+        <w:rPr>
+          <w:b/>
+          <w:bCs/>
           <w:highlight w:val="yellow"/>
           <w:lang w:val="en-US"/>
         </w:rPr>
         <w:tab/>
-      </w:r>
-      <w:r>
-        <w:rPr>
-          <w:highlight w:val="yellow"/>
+        <w:t>Update</w:t>
+      </w:r>
+      <w:r>
+        <w:rPr>
+          <w:b/>
+          <w:bCs/>
+          <w:lang w:val="en-US"/>
+        </w:rPr>
+        <w:t xml:space="preserve">  </w:t>
+      </w:r>
+    </w:p>
+    <w:p>
+      <w:pPr>
+        <w:rPr>
+          <w:b/>
+          <w:bCs/>
+          <w:lang w:val="en-US"/>
+        </w:rPr>
+      </w:pPr>
+      <w:r>
+        <w:rPr>
+          <w:b/>
+          <w:bCs/>
           <w:lang w:val="en-US"/>
         </w:rPr>
         <w:tab/>
-        <w:t>Output</w:t>
-      </w:r>
-      <w:r>
-        <w:rPr>
-          <w:lang w:val="en-US"/>
-        </w:rPr>
-        <w:t xml:space="preserve">  </w:t>
-      </w:r>
-    </w:p>
-    <w:p>
-      <w:pPr>
-        <w:rPr>
-          <w:lang w:val="en-US"/>
-        </w:rPr>
-      </w:pPr>
-      <w:r>
-        <w:rPr>
-          <w:lang w:val="en-US"/>
-        </w:rPr>
-        <w:t xml:space="preserve">Black box </w:t>
-      </w:r>
-    </w:p>
-    <w:p>
-      <w:pPr>
-        <w:rPr>
-          <w:lang w:val="en-US"/>
-        </w:rPr>
-      </w:pPr>
-      <w:r>
-        <w:rPr>
-          <w:lang w:val="en-US"/>
-        </w:rPr>
-        <w:tab/>
-      </w:r>
-      <w:r>
-        <w:rPr>
-          <w:lang w:val="en-US"/>
-        </w:rPr>
-        <w:tab/>
-      </w:r>
-      <w:r>
-        <w:rPr>
-          <w:highlight w:val="yellow"/>
-          <w:lang w:val="en-US"/>
-        </w:rPr>
-        <w:t>Input</w:t>
-      </w:r>
-      <w:r>
-        <w:rPr>
+      </w:r>
+    </w:p>
+    <w:p>
+      <w:pPr>
+        <w:rPr>
+          <w:b/>
+          <w:bCs/>
+          <w:lang w:val="en-US"/>
+        </w:rPr>
+      </w:pPr>
+      <w:proofErr w:type="spellStart"/>
+      <w:r>
+        <w:rPr>
+          <w:b/>
+          <w:bCs/>
+          <w:lang w:val="en-US"/>
+        </w:rPr>
+        <w:t>Mkdir</w:t>
+      </w:r>
+      <w:proofErr w:type="spellEnd"/>
+      <w:r>
+        <w:rPr>
+          <w:b/>
+          <w:bCs/>
           <w:lang w:val="en-US"/>
         </w:rPr>
         <w:t xml:space="preserve"> </w:t>
       </w:r>
-      <w:r>
-        <w:rPr>
-          <w:lang w:val="en-US"/>
-        </w:rPr>
-        <w:tab/>
-      </w:r>
-      <w:r>
-        <w:rPr>
-          <w:lang w:val="en-US"/>
-        </w:rPr>
-        <w:tab/>
-        <w:t>Process</w:t>
-      </w:r>
-      <w:r>
-        <w:rPr>
-          <w:lang w:val="en-US"/>
-        </w:rPr>
-        <w:tab/>
-      </w:r>
-      <w:r>
-        <w:rPr>
-          <w:lang w:val="en-US"/>
-        </w:rPr>
-        <w:tab/>
-      </w:r>
-      <w:r>
-        <w:rPr>
-          <w:highlight w:val="yellow"/>
-          <w:lang w:val="en-US"/>
-        </w:rPr>
-        <w:t>Output</w:t>
-      </w:r>
-      <w:r>
-        <w:rPr>
+      <w:proofErr w:type="spellStart"/>
+      <w:r>
+        <w:rPr>
+          <w:b/>
+          <w:bCs/>
+          <w:lang w:val="en-US"/>
+        </w:rPr>
+        <w:t>json</w:t>
+      </w:r>
+      <w:proofErr w:type="spellEnd"/>
+      <w:r>
+        <w:rPr>
+          <w:b/>
+          <w:bCs/>
+          <w:lang w:val="en-US"/>
+        </w:rPr>
+        <w:t xml:space="preserve">-web-token-app </w:t>
+      </w:r>
+    </w:p>
+    <w:p>
+      <w:pPr>
+        <w:rPr>
+          <w:b/>
+          <w:bCs/>
+          <w:lang w:val="en-US"/>
+        </w:rPr>
+      </w:pPr>
+      <w:proofErr w:type="spellStart"/>
+      <w:r>
+        <w:rPr>
+          <w:b/>
+          <w:bCs/>
+          <w:lang w:val="en-US"/>
+        </w:rPr>
+        <w:t>Npm</w:t>
+      </w:r>
+      <w:proofErr w:type="spellEnd"/>
+      <w:r>
+        <w:rPr>
+          <w:b/>
+          <w:bCs/>
           <w:lang w:val="en-US"/>
         </w:rPr>
         <w:t xml:space="preserve"> </w:t>
       </w:r>
-    </w:p>
-    <w:p>
-      <w:pPr>
-        <w:rPr>
-          <w:lang w:val="en-US"/>
-        </w:rPr>
-      </w:pPr>
-      <w:r>
-        <w:rPr>
-          <w:lang w:val="en-US"/>
-        </w:rPr>
-        <w:t xml:space="preserve">Unit </w:t>
-      </w:r>
-      <w:proofErr w:type="gramStart"/>
-      <w:r>
-        <w:rPr>
-          <w:lang w:val="en-US"/>
-        </w:rPr>
-        <w:t>testing :</w:t>
-      </w:r>
-      <w:proofErr w:type="gramEnd"/>
-      <w:r>
-        <w:rPr>
-          <w:lang w:val="en-US"/>
-        </w:rPr>
-        <w:t xml:space="preserve"> it is a type of functional testing which help test function functionality working or not. </w:t>
-      </w:r>
-    </w:p>
-    <w:p>
-      <w:pPr>
-        <w:rPr>
-          <w:lang w:val="en-US"/>
-        </w:rPr>
-      </w:pPr>
-      <w:r>
-        <w:rPr>
-          <w:lang w:val="en-US"/>
-        </w:rPr>
-        <w:t xml:space="preserve">JEST </w:t>
-      </w:r>
-    </w:p>
-    <w:p>
-      <w:pPr>
-        <w:rPr>
-          <w:lang w:val="en-US"/>
-        </w:rPr>
-      </w:pPr>
-      <w:r>
-        <w:rPr>
-          <w:lang w:val="en-US"/>
-        </w:rPr>
-        <w:t xml:space="preserve">Jasmine </w:t>
-      </w:r>
-    </w:p>
-    <w:p>
-      <w:pPr>
-        <w:rPr>
-          <w:lang w:val="en-US"/>
-        </w:rPr>
-      </w:pPr>
-      <w:r>
-        <w:rPr>
-          <w:lang w:val="en-US"/>
-        </w:rPr>
-        <w:t xml:space="preserve">Mocha with Chai </w:t>
-      </w:r>
-    </w:p>
-    <w:p>
-      <w:pPr>
-        <w:rPr>
-          <w:lang w:val="en-US"/>
-        </w:rPr>
-      </w:pPr>
-    </w:p>
-    <w:p>
-      <w:pPr>
-        <w:rPr>
-          <w:lang w:val="en-US"/>
-        </w:rPr>
-      </w:pPr>
-      <w:r>
-        <w:rPr>
-          <w:lang w:val="en-US"/>
-        </w:rPr>
-        <w:t>E2E testing:</w:t>
-      </w:r>
-    </w:p>
-    <w:p>
-      <w:pPr>
-        <w:rPr>
-          <w:lang w:val="en-US"/>
-        </w:rPr>
-      </w:pPr>
-      <w:r>
-        <w:rPr>
-          <w:b/>
-          <w:bCs/>
-          <w:lang w:val="en-US"/>
-        </w:rPr>
-        <w:t xml:space="preserve">Cypress: </w:t>
-      </w:r>
-      <w:r>
-        <w:rPr>
-          <w:lang w:val="en-US"/>
-        </w:rPr>
-        <w:t>Cypress is</w:t>
-      </w:r>
+      <w:proofErr w:type="spellStart"/>
+      <w:r>
+        <w:rPr>
+          <w:b/>
+          <w:bCs/>
+          <w:lang w:val="en-US"/>
+        </w:rPr>
+        <w:t>init</w:t>
+      </w:r>
+      <w:proofErr w:type="spellEnd"/>
+      <w:r>
+        <w:rPr>
+          <w:b/>
+          <w:bCs/>
+          <w:lang w:val="en-US"/>
+        </w:rPr>
+        <w:t xml:space="preserve"> -y </w:t>
+      </w:r>
+    </w:p>
+    <w:p>
+      <w:pPr>
+        <w:rPr>
+          <w:b/>
+          <w:bCs/>
+          <w:lang w:val="en-US"/>
+        </w:rPr>
+      </w:pPr>
+      <w:proofErr w:type="spellStart"/>
+      <w:r>
+        <w:rPr>
+          <w:b/>
+          <w:bCs/>
+          <w:lang w:val="en-US"/>
+        </w:rPr>
+        <w:t>npm</w:t>
+      </w:r>
+      <w:proofErr w:type="spellEnd"/>
+      <w:r>
+        <w:rPr>
+          <w:b/>
+          <w:bCs/>
+          <w:lang w:val="en-US"/>
+        </w:rPr>
+        <w:t xml:space="preserve"> install express </w:t>
+      </w:r>
+      <w:proofErr w:type="spellStart"/>
+      <w:r>
+        <w:rPr>
+          <w:b/>
+          <w:bCs/>
+          <w:lang w:val="en-US"/>
+        </w:rPr>
+        <w:t>jsonwebtoken</w:t>
+      </w:r>
+      <w:proofErr w:type="spellEnd"/>
       <w:r>
         <w:rPr>
           <w:b/>
@@ -356,610 +1084,15 @@
         </w:rPr>
         <w:t xml:space="preserve"> </w:t>
       </w:r>
-      <w:proofErr w:type="gramStart"/>
-      <w:r>
-        <w:rPr>
-          <w:lang w:val="en-US"/>
-        </w:rPr>
-        <w:t>open source</w:t>
-      </w:r>
-      <w:proofErr w:type="gramEnd"/>
-      <w:r>
-        <w:rPr>
-          <w:lang w:val="en-US"/>
-        </w:rPr>
-        <w:t xml:space="preserve"> automation testing tool mainly for web application develop using any language. </w:t>
-      </w:r>
-    </w:p>
-    <w:p>
-      <w:pPr>
-        <w:rPr>
-          <w:lang w:val="en-US"/>
-        </w:rPr>
-      </w:pPr>
-      <w:r>
-        <w:rPr>
-          <w:lang w:val="en-US"/>
-        </w:rPr>
-        <w:t xml:space="preserve">Cypress is base upon JS code. Which help to do E2E as well as component testing for react, angular as well as </w:t>
-      </w:r>
-      <w:proofErr w:type="spellStart"/>
-      <w:r>
-        <w:rPr>
-          <w:lang w:val="en-US"/>
-        </w:rPr>
-        <w:t>vue</w:t>
-      </w:r>
-      <w:proofErr w:type="spellEnd"/>
-      <w:r>
-        <w:rPr>
-          <w:lang w:val="en-US"/>
-        </w:rPr>
-        <w:t xml:space="preserve"> </w:t>
-      </w:r>
-      <w:proofErr w:type="spellStart"/>
-      <w:r>
-        <w:rPr>
-          <w:lang w:val="en-US"/>
-        </w:rPr>
-        <w:t>js</w:t>
-      </w:r>
-      <w:proofErr w:type="spellEnd"/>
-      <w:r>
-        <w:rPr>
-          <w:lang w:val="en-US"/>
-        </w:rPr>
-        <w:t xml:space="preserve">. </w:t>
-      </w:r>
-    </w:p>
-    <w:p>
-      <w:pPr>
-        <w:rPr>
-          <w:lang w:val="en-US"/>
-        </w:rPr>
-      </w:pPr>
-      <w:r>
-        <w:rPr>
-          <w:lang w:val="en-US"/>
-        </w:rPr>
-        <w:t xml:space="preserve">While doing testing we need the knowledge of DOM element and selector. </w:t>
-      </w:r>
-    </w:p>
-    <w:p>
-      <w:pPr>
-        <w:rPr>
-          <w:lang w:val="en-US"/>
-        </w:rPr>
-      </w:pPr>
-    </w:p>
-    <w:p>
-      <w:pPr>
-        <w:rPr>
-          <w:lang w:val="en-US"/>
-        </w:rPr>
-      </w:pPr>
-      <w:proofErr w:type="spellStart"/>
-      <w:r>
-        <w:rPr>
-          <w:lang w:val="en-US"/>
-        </w:rPr>
-        <w:t>mkdir</w:t>
-      </w:r>
-      <w:proofErr w:type="spellEnd"/>
-      <w:r>
-        <w:rPr>
-          <w:lang w:val="en-US"/>
-        </w:rPr>
-        <w:t xml:space="preserve"> cypress-testing-app</w:t>
-      </w:r>
-    </w:p>
-    <w:p>
-      <w:pPr>
-        <w:rPr>
-          <w:lang w:val="en-US"/>
-        </w:rPr>
-      </w:pPr>
-      <w:proofErr w:type="spellStart"/>
-      <w:r>
-        <w:rPr>
-          <w:lang w:val="en-US"/>
-        </w:rPr>
-        <w:t>npm</w:t>
-      </w:r>
-      <w:proofErr w:type="spellEnd"/>
-      <w:r>
-        <w:rPr>
-          <w:lang w:val="en-US"/>
-        </w:rPr>
-        <w:t xml:space="preserve"> </w:t>
-      </w:r>
-      <w:proofErr w:type="spellStart"/>
-      <w:r>
-        <w:rPr>
-          <w:lang w:val="en-US"/>
-        </w:rPr>
-        <w:t>init</w:t>
-      </w:r>
-      <w:proofErr w:type="spellEnd"/>
-      <w:r>
-        <w:rPr>
-          <w:lang w:val="en-US"/>
-        </w:rPr>
-        <w:t xml:space="preserve"> -y</w:t>
-      </w:r>
-    </w:p>
-    <w:p>
-      <w:pPr>
-        <w:rPr>
-          <w:lang w:val="en-US"/>
-        </w:rPr>
-      </w:pPr>
-      <w:proofErr w:type="spellStart"/>
-      <w:r>
-        <w:rPr>
-          <w:highlight w:val="yellow"/>
-          <w:lang w:val="en-US"/>
-        </w:rPr>
-        <w:t>npm</w:t>
-      </w:r>
-      <w:proofErr w:type="spellEnd"/>
-      <w:r>
-        <w:rPr>
-          <w:highlight w:val="yellow"/>
-          <w:lang w:val="en-US"/>
-        </w:rPr>
-        <w:t xml:space="preserve"> install cypress -D</w:t>
-      </w:r>
-    </w:p>
-    <w:p>
-      <w:pPr>
-        <w:rPr>
-          <w:lang w:val="en-US"/>
-        </w:rPr>
-      </w:pPr>
-      <w:r>
-        <w:rPr>
-          <w:lang w:val="en-US"/>
-        </w:rPr>
-        <w:t xml:space="preserve">or </w:t>
-      </w:r>
-    </w:p>
-    <w:p>
-      <w:pPr>
-        <w:rPr>
-          <w:lang w:val="en-US"/>
-        </w:rPr>
-      </w:pPr>
-      <w:proofErr w:type="spellStart"/>
-      <w:r>
-        <w:rPr>
-          <w:lang w:val="en-US"/>
-        </w:rPr>
-        <w:t>npm</w:t>
-      </w:r>
-      <w:proofErr w:type="spellEnd"/>
-      <w:r>
-        <w:rPr>
-          <w:lang w:val="en-US"/>
-        </w:rPr>
-        <w:t xml:space="preserve"> install cypress --save-dev</w:t>
-      </w:r>
-    </w:p>
-    <w:p>
-      <w:pPr>
-        <w:rPr>
-          <w:lang w:val="en-US"/>
-        </w:rPr>
-      </w:pPr>
-    </w:p>
-    <w:p>
-      <w:pPr>
-        <w:rPr>
-          <w:lang w:val="en-US"/>
-        </w:rPr>
-      </w:pPr>
-    </w:p>
-    <w:p>
-      <w:pPr>
-        <w:rPr>
-          <w:lang w:val="en-US"/>
-        </w:rPr>
-      </w:pPr>
-      <w:r>
-        <w:rPr>
-          <w:lang w:val="en-US"/>
-        </w:rPr>
-        <w:t xml:space="preserve">After installed dependencies </w:t>
-      </w:r>
-    </w:p>
-    <w:p>
-      <w:pPr>
-        <w:rPr>
-          <w:lang w:val="en-US"/>
-        </w:rPr>
-      </w:pPr>
-      <w:r>
-        <w:rPr>
-          <w:lang w:val="en-US"/>
-        </w:rPr>
-        <w:lastRenderedPageBreak/>
-        <w:t xml:space="preserve">Open the project in VS code. </w:t>
-      </w:r>
-    </w:p>
-    <w:p>
-      <w:pPr>
-        <w:rPr>
-          <w:lang w:val="en-US"/>
-        </w:rPr>
-      </w:pPr>
-      <w:r>
-        <w:rPr>
-          <w:lang w:val="en-US"/>
-        </w:rPr>
-        <w:t xml:space="preserve">And run the below command </w:t>
-      </w:r>
-    </w:p>
-    <w:p>
-      <w:pPr>
-        <w:rPr>
-          <w:b/>
-          <w:bCs/>
-          <w:lang w:val="en-US"/>
-        </w:rPr>
-      </w:pPr>
-      <w:proofErr w:type="spellStart"/>
-      <w:r>
-        <w:rPr>
-          <w:b/>
-          <w:bCs/>
-          <w:highlight w:val="yellow"/>
-          <w:lang w:val="en-US"/>
-        </w:rPr>
-        <w:t>npx</w:t>
-      </w:r>
-      <w:proofErr w:type="spellEnd"/>
-      <w:r>
-        <w:rPr>
-          <w:b/>
-          <w:bCs/>
-          <w:highlight w:val="yellow"/>
-          <w:lang w:val="en-US"/>
-        </w:rPr>
-        <w:t xml:space="preserve"> cypress open</w:t>
-      </w:r>
-    </w:p>
-    <w:p>
-      <w:pPr>
-        <w:rPr>
-          <w:b/>
-          <w:bCs/>
-          <w:lang w:val="en-US"/>
-        </w:rPr>
-      </w:pPr>
-    </w:p>
-    <w:p>
-      <w:pPr>
-        <w:rPr>
-          <w:b/>
-          <w:bCs/>
-          <w:lang w:val="en-US"/>
-        </w:rPr>
-      </w:pPr>
-      <w:r>
-        <w:rPr>
-          <w:noProof/>
-        </w:rPr>
-        <w:drawing>
-          <wp:inline distT="0" distB="0" distL="0" distR="0" wp14:anchorId="6242EE53" wp14:editId="30F4BA15">
-            <wp:extent cx="5731510" cy="2567940"/>
-            <wp:effectExtent l="0" t="0" r="2540" b="3810"/>
-            <wp:docPr id="331174751" name="Picture 1"/>
-            <wp:cNvGraphicFramePr>
-              <a:graphicFrameLocks xmlns:a="http://schemas.openxmlformats.org/drawingml/2006/main" noChangeAspect="1"/>
-            </wp:cNvGraphicFramePr>
-            <a:graphic xmlns:a="http://schemas.openxmlformats.org/drawingml/2006/main">
-              <a:graphicData uri="http://schemas.openxmlformats.org/drawingml/2006/picture">
-                <pic:pic xmlns:pic="http://schemas.openxmlformats.org/drawingml/2006/picture">
-                  <pic:nvPicPr>
-                    <pic:cNvPr id="331174751" name=""/>
-                    <pic:cNvPicPr/>
-                  </pic:nvPicPr>
-                  <pic:blipFill>
-                    <a:blip r:embed="rId5"/>
-                    <a:stretch>
-                      <a:fillRect/>
-                    </a:stretch>
-                  </pic:blipFill>
-                  <pic:spPr>
-                    <a:xfrm>
-                      <a:off x="0" y="0"/>
-                      <a:ext cx="5731510" cy="2567940"/>
-                    </a:xfrm>
-                    <a:prstGeom prst="rect">
-                      <a:avLst/>
-                    </a:prstGeom>
-                  </pic:spPr>
-                </pic:pic>
-              </a:graphicData>
-            </a:graphic>
-          </wp:inline>
-        </w:drawing>
-      </w:r>
-    </w:p>
-    <w:p>
-      <w:pPr>
-        <w:rPr>
-          <w:b/>
-          <w:bCs/>
-          <w:lang w:val="en-US"/>
-        </w:rPr>
-      </w:pPr>
-    </w:p>
-    <w:p>
-      <w:pPr>
-        <w:rPr>
-          <w:b/>
-          <w:bCs/>
-          <w:lang w:val="en-US"/>
-        </w:rPr>
-      </w:pPr>
-      <w:r>
-        <w:rPr>
-          <w:noProof/>
-        </w:rPr>
-        <w:drawing>
-          <wp:inline distT="0" distB="0" distL="0" distR="0" wp14:anchorId="4149C5BF" wp14:editId="4C935CE6">
-            <wp:extent cx="5731510" cy="3209925"/>
-            <wp:effectExtent l="0" t="0" r="2540" b="9525"/>
-            <wp:docPr id="1654046739" name="Picture 1"/>
-            <wp:cNvGraphicFramePr>
-              <a:graphicFrameLocks xmlns:a="http://schemas.openxmlformats.org/drawingml/2006/main" noChangeAspect="1"/>
-            </wp:cNvGraphicFramePr>
-            <a:graphic xmlns:a="http://schemas.openxmlformats.org/drawingml/2006/main">
-              <a:graphicData uri="http://schemas.openxmlformats.org/drawingml/2006/picture">
-                <pic:pic xmlns:pic="http://schemas.openxmlformats.org/drawingml/2006/picture">
-                  <pic:nvPicPr>
-                    <pic:cNvPr id="1654046739" name=""/>
-                    <pic:cNvPicPr/>
-                  </pic:nvPicPr>
-                  <pic:blipFill>
-                    <a:blip r:embed="rId6"/>
-                    <a:stretch>
-                      <a:fillRect/>
-                    </a:stretch>
-                  </pic:blipFill>
-                  <pic:spPr>
-                    <a:xfrm>
-                      <a:off x="0" y="0"/>
-                      <a:ext cx="5731510" cy="3209925"/>
-                    </a:xfrm>
-                    <a:prstGeom prst="rect">
-                      <a:avLst/>
-                    </a:prstGeom>
-                  </pic:spPr>
-                </pic:pic>
-              </a:graphicData>
-            </a:graphic>
-          </wp:inline>
-        </w:drawing>
-      </w:r>
-    </w:p>
-    <w:p>
-      <w:pPr>
-        <w:rPr>
-          <w:b/>
-          <w:bCs/>
-          <w:lang w:val="en-US"/>
-        </w:rPr>
-      </w:pPr>
-    </w:p>
-    <w:p>
-      <w:pPr>
-        <w:rPr>
-          <w:b/>
-          <w:bCs/>
-          <w:lang w:val="en-US"/>
-        </w:rPr>
-      </w:pPr>
-      <w:r>
-        <w:rPr>
-          <w:noProof/>
-        </w:rPr>
-        <w:lastRenderedPageBreak/>
-        <w:drawing>
-          <wp:inline distT="0" distB="0" distL="0" distR="0" wp14:anchorId="080CED76" wp14:editId="56B33E6E">
-            <wp:extent cx="5731510" cy="3149600"/>
-            <wp:effectExtent l="0" t="0" r="2540" b="0"/>
-            <wp:docPr id="955393761" name="Picture 1"/>
-            <wp:cNvGraphicFramePr>
-              <a:graphicFrameLocks xmlns:a="http://schemas.openxmlformats.org/drawingml/2006/main" noChangeAspect="1"/>
-            </wp:cNvGraphicFramePr>
-            <a:graphic xmlns:a="http://schemas.openxmlformats.org/drawingml/2006/main">
-              <a:graphicData uri="http://schemas.openxmlformats.org/drawingml/2006/picture">
-                <pic:pic xmlns:pic="http://schemas.openxmlformats.org/drawingml/2006/picture">
-                  <pic:nvPicPr>
-                    <pic:cNvPr id="955393761" name=""/>
-                    <pic:cNvPicPr/>
-                  </pic:nvPicPr>
-                  <pic:blipFill>
-                    <a:blip r:embed="rId7"/>
-                    <a:stretch>
-                      <a:fillRect/>
-                    </a:stretch>
-                  </pic:blipFill>
-                  <pic:spPr>
-                    <a:xfrm>
-                      <a:off x="0" y="0"/>
-                      <a:ext cx="5731510" cy="3149600"/>
-                    </a:xfrm>
-                    <a:prstGeom prst="rect">
-                      <a:avLst/>
-                    </a:prstGeom>
-                  </pic:spPr>
-                </pic:pic>
-              </a:graphicData>
-            </a:graphic>
-          </wp:inline>
-        </w:drawing>
-      </w:r>
-    </w:p>
-    <w:p>
-      <w:pPr>
-        <w:rPr>
-          <w:b/>
-          <w:bCs/>
-          <w:lang w:val="en-US"/>
-        </w:rPr>
-      </w:pPr>
-      <w:r>
-        <w:rPr>
-          <w:noProof/>
-        </w:rPr>
-        <w:drawing>
-          <wp:inline distT="0" distB="0" distL="0" distR="0" wp14:anchorId="7AFA9EB1" wp14:editId="3AE97109">
-            <wp:extent cx="5731510" cy="2940685"/>
-            <wp:effectExtent l="0" t="0" r="2540" b="0"/>
-            <wp:docPr id="1119879557" name="Picture 1"/>
-            <wp:cNvGraphicFramePr>
-              <a:graphicFrameLocks xmlns:a="http://schemas.openxmlformats.org/drawingml/2006/main" noChangeAspect="1"/>
-            </wp:cNvGraphicFramePr>
-            <a:graphic xmlns:a="http://schemas.openxmlformats.org/drawingml/2006/main">
-              <a:graphicData uri="http://schemas.openxmlformats.org/drawingml/2006/picture">
-                <pic:pic xmlns:pic="http://schemas.openxmlformats.org/drawingml/2006/picture">
-                  <pic:nvPicPr>
-                    <pic:cNvPr id="1119879557" name=""/>
-                    <pic:cNvPicPr/>
-                  </pic:nvPicPr>
-                  <pic:blipFill>
-                    <a:blip r:embed="rId8"/>
-                    <a:stretch>
-                      <a:fillRect/>
-                    </a:stretch>
-                  </pic:blipFill>
-                  <pic:spPr>
-                    <a:xfrm>
-                      <a:off x="0" y="0"/>
-                      <a:ext cx="5731510" cy="2940685"/>
-                    </a:xfrm>
-                    <a:prstGeom prst="rect">
-                      <a:avLst/>
-                    </a:prstGeom>
-                  </pic:spPr>
-                </pic:pic>
-              </a:graphicData>
-            </a:graphic>
-          </wp:inline>
-        </w:drawing>
-      </w:r>
-    </w:p>
-    <w:p>
-      <w:pPr>
-        <w:rPr>
-          <w:b/>
-          <w:bCs/>
-          <w:lang w:val="en-US"/>
-        </w:rPr>
-      </w:pPr>
-    </w:p>
-    <w:p>
-      <w:pPr>
-        <w:rPr>
-          <w:b/>
-          <w:bCs/>
-          <w:lang w:val="en-US"/>
-        </w:rPr>
-      </w:pPr>
-      <w:r>
-        <w:rPr>
-          <w:noProof/>
-        </w:rPr>
-        <w:lastRenderedPageBreak/>
-        <w:drawing>
-          <wp:inline distT="0" distB="0" distL="0" distR="0" wp14:anchorId="7D262815" wp14:editId="6EFEE5AA">
-            <wp:extent cx="5731510" cy="2856865"/>
-            <wp:effectExtent l="0" t="0" r="2540" b="635"/>
-            <wp:docPr id="869563233" name="Picture 1"/>
-            <wp:cNvGraphicFramePr>
-              <a:graphicFrameLocks xmlns:a="http://schemas.openxmlformats.org/drawingml/2006/main" noChangeAspect="1"/>
-            </wp:cNvGraphicFramePr>
-            <a:graphic xmlns:a="http://schemas.openxmlformats.org/drawingml/2006/main">
-              <a:graphicData uri="http://schemas.openxmlformats.org/drawingml/2006/picture">
-                <pic:pic xmlns:pic="http://schemas.openxmlformats.org/drawingml/2006/picture">
-                  <pic:nvPicPr>
-                    <pic:cNvPr id="869563233" name=""/>
-                    <pic:cNvPicPr/>
-                  </pic:nvPicPr>
-                  <pic:blipFill>
-                    <a:blip r:embed="rId9"/>
-                    <a:stretch>
-                      <a:fillRect/>
-                    </a:stretch>
-                  </pic:blipFill>
-                  <pic:spPr>
-                    <a:xfrm>
-                      <a:off x="0" y="0"/>
-                      <a:ext cx="5731510" cy="2856865"/>
-                    </a:xfrm>
-                    <a:prstGeom prst="rect">
-                      <a:avLst/>
-                    </a:prstGeom>
-                  </pic:spPr>
-                </pic:pic>
-              </a:graphicData>
-            </a:graphic>
-          </wp:inline>
-        </w:drawing>
-      </w:r>
-    </w:p>
-    <w:p>
-      <w:pPr>
-        <w:rPr>
-          <w:b/>
-          <w:bCs/>
-          <w:lang w:val="en-US"/>
-        </w:rPr>
-      </w:pPr>
-    </w:p>
-    <w:p>
-      <w:pPr>
-        <w:rPr>
-          <w:b/>
-          <w:bCs/>
-          <w:lang w:val="en-US"/>
-        </w:rPr>
-      </w:pPr>
-      <w:r>
-        <w:rPr>
-          <w:b/>
-          <w:bCs/>
-          <w:lang w:val="en-US"/>
-        </w:rPr>
-        <w:t xml:space="preserve"> </w:t>
-      </w:r>
-    </w:p>
-    <w:p>
-      <w:pPr>
-        <w:rPr>
-          <w:lang w:val="en-US"/>
-        </w:rPr>
-      </w:pPr>
-    </w:p>
-    <w:p>
-      <w:pPr>
-        <w:rPr>
-          <w:b/>
-          <w:bCs/>
-          <w:lang w:val="en-US"/>
-        </w:rPr>
-      </w:pPr>
-      <w:r>
-        <w:rPr>
-          <w:b/>
-          <w:bCs/>
-          <w:lang w:val="en-US"/>
-        </w:rPr>
-        <w:t xml:space="preserve"> </w:t>
-      </w:r>
+    </w:p>
+    <w:p>
+      <w:pPr>
+        <w:rPr>
+          <w:b/>
+          <w:bCs/>
+          <w:lang w:val="en-US"/>
+        </w:rPr>
+      </w:pPr>
     </w:p>
     <w:sectPr>
       <w:pgSz w:w="11906" w:h="16838"/>
@@ -1063,6 +1196,95 @@
     </w:lvl>
   </w:abstractNum>
   <w:abstractNum w:abstractNumId="1" w15:restartNumberingAfterBreak="0">
+    <w:nsid w:val="2A400E7A"/>
+    <w:multiLevelType w:val="hybridMultilevel"/>
+    <w:tmpl w:val="691234AE"/>
+    <w:lvl w:ilvl="0" w:tplc="4009000F">
+      <w:start w:val="1"/>
+      <w:numFmt w:val="decimal"/>
+      <w:lvlText w:val="%1."/>
+      <w:lvlJc w:val="left"/>
+      <w:pPr>
+        <w:ind w:left="720" w:hanging="360"/>
+      </w:pPr>
+      <w:rPr>
+        <w:rFonts w:hint="default"/>
+      </w:rPr>
+    </w:lvl>
+    <w:lvl w:ilvl="1" w:tplc="40090019" w:tentative="1">
+      <w:start w:val="1"/>
+      <w:numFmt w:val="lowerLetter"/>
+      <w:lvlText w:val="%2."/>
+      <w:lvlJc w:val="left"/>
+      <w:pPr>
+        <w:ind w:left="1440" w:hanging="360"/>
+      </w:pPr>
+    </w:lvl>
+    <w:lvl w:ilvl="2" w:tplc="4009001B" w:tentative="1">
+      <w:start w:val="1"/>
+      <w:numFmt w:val="lowerRoman"/>
+      <w:lvlText w:val="%3."/>
+      <w:lvlJc w:val="right"/>
+      <w:pPr>
+        <w:ind w:left="2160" w:hanging="180"/>
+      </w:pPr>
+    </w:lvl>
+    <w:lvl w:ilvl="3" w:tplc="4009000F" w:tentative="1">
+      <w:start w:val="1"/>
+      <w:numFmt w:val="decimal"/>
+      <w:lvlText w:val="%4."/>
+      <w:lvlJc w:val="left"/>
+      <w:pPr>
+        <w:ind w:left="2880" w:hanging="360"/>
+      </w:pPr>
+    </w:lvl>
+    <w:lvl w:ilvl="4" w:tplc="40090019" w:tentative="1">
+      <w:start w:val="1"/>
+      <w:numFmt w:val="lowerLetter"/>
+      <w:lvlText w:val="%5."/>
+      <w:lvlJc w:val="left"/>
+      <w:pPr>
+        <w:ind w:left="3600" w:hanging="360"/>
+      </w:pPr>
+    </w:lvl>
+    <w:lvl w:ilvl="5" w:tplc="4009001B" w:tentative="1">
+      <w:start w:val="1"/>
+      <w:numFmt w:val="lowerRoman"/>
+      <w:lvlText w:val="%6."/>
+      <w:lvlJc w:val="right"/>
+      <w:pPr>
+        <w:ind w:left="4320" w:hanging="180"/>
+      </w:pPr>
+    </w:lvl>
+    <w:lvl w:ilvl="6" w:tplc="4009000F" w:tentative="1">
+      <w:start w:val="1"/>
+      <w:numFmt w:val="decimal"/>
+      <w:lvlText w:val="%7."/>
+      <w:lvlJc w:val="left"/>
+      <w:pPr>
+        <w:ind w:left="5040" w:hanging="360"/>
+      </w:pPr>
+    </w:lvl>
+    <w:lvl w:ilvl="7" w:tplc="40090019" w:tentative="1">
+      <w:start w:val="1"/>
+      <w:numFmt w:val="lowerLetter"/>
+      <w:lvlText w:val="%8."/>
+      <w:lvlJc w:val="left"/>
+      <w:pPr>
+        <w:ind w:left="5760" w:hanging="360"/>
+      </w:pPr>
+    </w:lvl>
+    <w:lvl w:ilvl="8" w:tplc="4009001B" w:tentative="1">
+      <w:start w:val="1"/>
+      <w:numFmt w:val="lowerRoman"/>
+      <w:lvlText w:val="%9."/>
+      <w:lvlJc w:val="right"/>
+      <w:pPr>
+        <w:ind w:left="6480" w:hanging="180"/>
+      </w:pPr>
+    </w:lvl>
+  </w:abstractNum>
+  <w:abstractNum w:abstractNumId="2" w15:restartNumberingAfterBreak="0">
     <w:nsid w:val="6F9A423C"/>
     <w:multiLevelType w:val="hybridMultilevel"/>
     <w:tmpl w:val="5824EF96"/>
@@ -1151,7 +1373,7 @@
       </w:pPr>
     </w:lvl>
   </w:abstractNum>
-  <w:abstractNum w:abstractNumId="2" w15:restartNumberingAfterBreak="0">
+  <w:abstractNum w:abstractNumId="3" w15:restartNumberingAfterBreak="0">
     <w:nsid w:val="7A670E02"/>
     <w:multiLevelType w:val="hybridMultilevel"/>
     <w:tmpl w:val="DA6AD852"/>
@@ -1244,10 +1466,13 @@
     <w:abstractNumId w:val="0"/>
   </w:num>
   <w:num w:numId="2" w16cid:durableId="1555307745">
-    <w:abstractNumId w:val="1"/>
+    <w:abstractNumId w:val="2"/>
   </w:num>
   <w:num w:numId="3" w16cid:durableId="1887905950">
-    <w:abstractNumId w:val="2"/>
+    <w:abstractNumId w:val="3"/>
+  </w:num>
+  <w:num w:numId="4" w16cid:durableId="2092123158">
+    <w:abstractNumId w:val="1"/>
   </w:num>
 </w:numbering>
 </file>
